--- a/dosyalar/9-sinif/arapca-9-1d2y-klasik.docx
+++ b/dosyalar/9-sinif/arapca-9-1d2y-klasik.docx
@@ -658,7 +658,7 @@
                 <w:szCs w:val="30"/>
                 <w:rtl/>
               </w:rPr>
-              <w:t xml:space="preserve">اَلْمَكْتَبَةُ</w:t>
+              <w:t xml:space="preserve">اَلمَكْتَبَةُ</w:t>
             </w:r>
           </w:p>
         </w:tc>
@@ -754,7 +754,7 @@
                 <w:szCs w:val="30"/>
                 <w:rtl/>
               </w:rPr>
-              <w:t xml:space="preserve">اَلْمُخْتَبَرُ</w:t>
+              <w:t xml:space="preserve">اَلمُخْتَبَرُ</w:t>
             </w:r>
           </w:p>
         </w:tc>
@@ -850,7 +850,7 @@
                 <w:szCs w:val="30"/>
                 <w:rtl/>
               </w:rPr>
-              <w:t xml:space="preserve">اَلْمَلْعَبُ</w:t>
+              <w:t xml:space="preserve">اَلمَلْعَبُ</w:t>
             </w:r>
           </w:p>
         </w:tc>
@@ -946,7 +946,7 @@
                 <w:szCs w:val="30"/>
                 <w:rtl/>
               </w:rPr>
-              <w:t xml:space="preserve">اَلسَّبُّورَةُ</w:t>
+              <w:t xml:space="preserve">اَلسَّبُّورَةُ</w:t>
             </w:r>
           </w:p>
         </w:tc>
@@ -1042,7 +1042,7 @@
                 <w:szCs w:val="30"/>
                 <w:rtl/>
               </w:rPr>
-              <w:t xml:space="preserve">اَلْإِدَارَةُ</w:t>
+              <w:t xml:space="preserve">اَلإِدَارَةُ</w:t>
             </w:r>
           </w:p>
         </w:tc>
@@ -1138,7 +1138,7 @@
                 <w:szCs w:val="30"/>
                 <w:rtl/>
               </w:rPr>
-              <w:t xml:space="preserve">اَلْمَقْصَفُ</w:t>
+              <w:t xml:space="preserve">اَلمَقْصَفُ</w:t>
             </w:r>
           </w:p>
         </w:tc>
@@ -2123,7 +2123,7 @@
                 <w:szCs w:val="27"/>
                 <w:rtl/>
               </w:rPr>
-              <w:t xml:space="preserve">اَللُّغَةُ الْعَرَبِيَّةُ</w:t>
+              <w:t xml:space="preserve">اَللُّغَةُ العَرَبِيَّةُ</w:t>
             </w:r>
           </w:p>
         </w:tc>
@@ -2293,7 +2293,7 @@
                 <w:szCs w:val="27"/>
                 <w:rtl/>
               </w:rPr>
-              <w:t xml:space="preserve">اَلرِّيَاضِيَّاتُ</w:t>
+              <w:t xml:space="preserve">اَلرِّيَاضِيَّاتُ</w:t>
             </w:r>
           </w:p>
         </w:tc>
@@ -2463,7 +2463,7 @@
                 <w:szCs w:val="27"/>
                 <w:rtl/>
               </w:rPr>
-              <w:t xml:space="preserve">اَلْعُلُومُ</w:t>
+              <w:t xml:space="preserve">اَلعُلُومُ</w:t>
             </w:r>
           </w:p>
         </w:tc>
@@ -2633,7 +2633,7 @@
                 <w:szCs w:val="27"/>
                 <w:rtl/>
               </w:rPr>
-              <w:t xml:space="preserve">اَلتَّارِيخُ</w:t>
+              <w:t xml:space="preserve">اَلتَّارِيخُ</w:t>
             </w:r>
           </w:p>
         </w:tc>
@@ -2803,7 +2803,7 @@
                 <w:szCs w:val="27"/>
                 <w:rtl/>
               </w:rPr>
-              <w:t xml:space="preserve">اَلْجُغْرَافْيَا</w:t>
+              <w:t xml:space="preserve">اَلجُغْرَافْيَا</w:t>
             </w:r>
           </w:p>
         </w:tc>
@@ -2973,7 +2973,7 @@
                 <w:szCs w:val="27"/>
                 <w:rtl/>
               </w:rPr>
-              <w:t xml:space="preserve">اَلتَّرْبِيَةُ الدِّينِيَّةُ</w:t>
+              <w:t xml:space="preserve">اَلتَّرْبِيَةُ الدِّينِيَّةُ</w:t>
             </w:r>
           </w:p>
         </w:tc>
@@ -3402,7 +3402,7 @@
                 <w:szCs w:val="28"/>
                 <w:rtl/>
               </w:rPr>
-              <w:t xml:space="preserve">……………………… مَكْتَبَةُ الْمَدْرَسَةِ.</w:t>
+              <w:t xml:space="preserve">……………………… مَكْتَبَةُ المَدْرَسَةِ.</w:t>
             </w:r>
           </w:p>
         </w:tc>
@@ -3474,7 +3474,7 @@
                 <w:szCs w:val="28"/>
                 <w:rtl/>
               </w:rPr>
-              <w:t xml:space="preserve">اَلطُّلَّابُ ……………………… الْمُخْتَبَرِ.</w:t>
+              <w:t xml:space="preserve">اَلطُّلَّابُ ……………………… المُخْتَبَرِ.</w:t>
             </w:r>
           </w:p>
         </w:tc>
@@ -3546,7 +3546,7 @@
                 <w:szCs w:val="28"/>
                 <w:rtl/>
               </w:rPr>
-              <w:t xml:space="preserve">اَلطَّبَاشِيرُ ……………………… الْمَكْتَبِ.</w:t>
+              <w:t xml:space="preserve">اَلطَّبَاشِيرُ ……………………… المَكْتَبِ.</w:t>
             </w:r>
           </w:p>
         </w:tc>
@@ -3618,7 +3618,7 @@
                 <w:szCs w:val="28"/>
                 <w:rtl/>
               </w:rPr>
-              <w:t xml:space="preserve">اَلْحَقِيبَةُ ……………………… الْكُرْسِيِّ.</w:t>
+              <w:t xml:space="preserve">اَلحَقِيبَةُ ……………………… الكُرْسِيِّ.</w:t>
             </w:r>
           </w:p>
         </w:tc>
@@ -3690,7 +3690,7 @@
                 <w:szCs w:val="28"/>
                 <w:rtl/>
               </w:rPr>
-              <w:t xml:space="preserve">اَلْمَلْعَبُ ……………………… الْمَدْرَسَةِ.</w:t>
+              <w:t xml:space="preserve">اَلمَلْعَبُ ……………………… المَدْرَسَةِ.</w:t>
             </w:r>
           </w:p>
         </w:tc>
@@ -3762,7 +3762,7 @@
                 <w:szCs w:val="28"/>
                 <w:rtl/>
               </w:rPr>
-              <w:t xml:space="preserve">……………………… هَذَا الرَّجُلُ؟ هُوَ مُدِيرُ الْمَدْرَسَةِ.</w:t>
+              <w:t xml:space="preserve">……………………… هَذَا الرَّجُلُ؟ هُوَ مُدِيرُ المَدْرَسَةِ.</w:t>
             </w:r>
           </w:p>
         </w:tc>
@@ -4093,7 +4093,7 @@
                 <w:szCs w:val="28"/>
                 <w:rtl/>
               </w:rPr>
-              <w:t xml:space="preserve">أَيْنَ هِيَ؟</w:t>
+              <w:t xml:space="preserve">أَيْن هِيَ؟</w:t>
             </w:r>
           </w:p>
         </w:tc>
@@ -4116,7 +4116,7 @@
           <w:sz w:val="20"/>
           <w:szCs w:val="20"/>
         </w:rPr>
-        <w:t xml:space="preserve">2.  «أَيُّ يَوْمٍ» soru kalıbıyla ne öğrenilmek istenir?</w:t>
+        <w:t xml:space="preserve">2.  «أَيُّ يَوْمٍ» soru kalıbıyla ne öğrenilmek istenir?</w:t>
       </w:r>
     </w:p>
     <w:tbl>
@@ -4428,7 +4428,7 @@
                 <w:szCs w:val="28"/>
                 <w:rtl/>
               </w:rPr>
-              <w:t xml:space="preserve">مَكْتَبَةُ الْمَدْرَسَةِ</w:t>
+              <w:t xml:space="preserve">مَكْتَبَةُ المَدْرَسَةِ</w:t>
             </w:r>
           </w:p>
         </w:tc>
@@ -4478,7 +4478,7 @@
                 <w:szCs w:val="28"/>
                 <w:rtl/>
               </w:rPr>
-              <w:t xml:space="preserve">اَلْمَدْرَسَةُ كَبِيرَةٌ</w:t>
+              <w:t xml:space="preserve">اَلمَدْرَسَةُ كَبِيرَةٌ</w:t>
             </w:r>
           </w:p>
         </w:tc>
@@ -4583,7 +4583,7 @@
                 <w:szCs w:val="28"/>
                 <w:rtl/>
               </w:rPr>
-              <w:t xml:space="preserve">اَلْمَدْرَسَةُ الْكَبِيرَةُ</w:t>
+              <w:t xml:space="preserve">اَلمَدْرَسَةُ الكَبِيرَةُ</w:t>
             </w:r>
           </w:p>
         </w:tc>
@@ -4675,7 +4675,7 @@
                 <w:szCs w:val="28"/>
                 <w:rtl/>
               </w:rPr>
-              <w:t xml:space="preserve">اَلْأَحَدُ</w:t>
+              <w:t xml:space="preserve">اَلأَحَدُ</w:t>
             </w:r>
           </w:p>
         </w:tc>
@@ -4725,7 +4725,7 @@
                 <w:szCs w:val="28"/>
                 <w:rtl/>
               </w:rPr>
-              <w:t xml:space="preserve">اَلْخَمِيسُ</w:t>
+              <w:t xml:space="preserve">اَلخَمِيسُ</w:t>
             </w:r>
           </w:p>
         </w:tc>
@@ -4780,7 +4780,7 @@
                 <w:szCs w:val="28"/>
                 <w:rtl/>
               </w:rPr>
-              <w:t xml:space="preserve">اَلسَّبْتُ</w:t>
+              <w:t xml:space="preserve">اَلسَّبْتُ</w:t>
             </w:r>
           </w:p>
         </w:tc>
@@ -4830,7 +4830,7 @@
                 <w:szCs w:val="28"/>
                 <w:rtl/>
               </w:rPr>
-              <w:t xml:space="preserve">اَلثُّلَاثَاءُ</w:t>
+              <w:t xml:space="preserve">اَلثُّلَاثَاءُ</w:t>
             </w:r>
           </w:p>
         </w:tc>
@@ -4853,7 +4853,7 @@
           <w:sz w:val="20"/>
           <w:szCs w:val="20"/>
         </w:rPr>
-        <w:t xml:space="preserve">5.  «اَلْمُدَرِّسُ خَلْفَ الْمَكْتَبِ» cümlesinin Türkçe anlamı hangisidir?</w:t>
+        <w:t xml:space="preserve">5.  «اَلمُدَرِّسُ خَلْفَ المَكْتَبِ» cümlesinin Türkçe anlamı hangisidir?</w:t>
       </w:r>
     </w:p>
     <w:tbl>
@@ -5627,7 +5627,7 @@
                 <w:szCs w:val="28"/>
                 <w:rtl/>
               </w:rPr>
-              <w:t xml:space="preserve">هَذِهِ سَبُّورَةٌ كَبِيرَةٌ.</w:t>
+              <w:t xml:space="preserve">هَذِهِ سَبُّورَةٌ كَبِيرَةٌ.</w:t>
             </w:r>
           </w:p>
         </w:tc>
@@ -5879,7 +5879,7 @@
                 <w:szCs w:val="28"/>
                 <w:rtl/>
               </w:rPr>
-              <w:t xml:space="preserve">هَذَا مُدِيرُ الْمَدْرَسَةِ.</w:t>
+              <w:t xml:space="preserve">هَذَا مُدِيرُ المَدْرَسَةِ.</w:t>
             </w:r>
           </w:p>
         </w:tc>
@@ -6112,7 +6112,7 @@
                 <w:szCs w:val="28"/>
                 <w:rtl/>
               </w:rPr>
-              <w:t xml:space="preserve">الْمَدْرَسَةِ  ـ  فِي  ـ  مَكْتَبَةٌ  ـ  كَبِيرَةٌ</w:t>
+              <w:t xml:space="preserve">المَدْرَسَةِ  ـ  فِي  ـ  مَكْتَبَةٌ  ـ  كَبِيرَةٌ</w:t>
             </w:r>
           </w:p>
         </w:tc>
@@ -6184,7 +6184,7 @@
                 <w:szCs w:val="28"/>
                 <w:rtl/>
               </w:rPr>
-              <w:t xml:space="preserve">الْيَوْمُ؟  ـ  يَوْمٍ  ـ  أَيُّ</w:t>
+              <w:t xml:space="preserve">اليَوْمُ؟  ـ  يَوْمٍ  ـ  أَيُّ</w:t>
             </w:r>
           </w:p>
         </w:tc>
@@ -6256,7 +6256,7 @@
                 <w:szCs w:val="28"/>
                 <w:rtl/>
               </w:rPr>
-              <w:t xml:space="preserve">الصَّفِّ  ـ  أَمَامَ  ـ  الْمُدَرِّسُ</w:t>
+              <w:t xml:space="preserve">الصَّفِّ  ـ  أَمَامَ  ـ  المُدَرِّسُ</w:t>
             </w:r>
           </w:p>
         </w:tc>
@@ -6328,7 +6328,7 @@
                 <w:szCs w:val="28"/>
                 <w:rtl/>
               </w:rPr>
-              <w:t xml:space="preserve">الْمَدْرَسَةِ  ـ  هَذَا  ـ  مُدِيرُ</w:t>
+              <w:t xml:space="preserve">المَدْرَسَةِ  ـ  هَذَا  ـ  مُدِيرُ</w:t>
             </w:r>
           </w:p>
         </w:tc>
@@ -6400,7 +6400,7 @@
                 <w:szCs w:val="28"/>
                 <w:rtl/>
               </w:rPr>
-              <w:t xml:space="preserve">الْاِثْنَيْنِ  ـ  الْعَرَبِيَّةِ  ـ  يَوْمَ  ـ  دَرْسُ  ـ  اللُّغَةِ</w:t>
+              <w:t xml:space="preserve">الاِثْنَيْنِ  ـ  العَرَبِيَّةِ  ـ  يَوْمَ  ـ  دَرْسُ  ـ  اللُّغَةِ</w:t>
             </w:r>
           </w:p>
         </w:tc>
@@ -6552,7 +6552,7 @@
                 <w:szCs w:val="30"/>
                 <w:rtl/>
               </w:rPr>
-              <w:t xml:space="preserve">مَدْرَسَتِي   —   مَكْتَبَةٌ   —   مُخْتَبَرٌ   —   مَلْعَبٌ   —   صَفِّي   —   دَرْسُ   —   أَمَامَ   —   خَلْفَ</w:t>
+              <w:t xml:space="preserve">مَدْرَسَتِي   —   مَكْتَبَةٌ   —   مُخْتَبَرٌ   —   مَلْعَبٌ   —   صَفِّي   —   دَرْسُ   —   أَمَامَ   —   خَلْفَ</w:t>
             </w:r>
           </w:p>
         </w:tc>
@@ -7196,7 +7196,7 @@
                 <w:szCs w:val="27"/>
                 <w:rtl/>
               </w:rPr>
-              <w:t xml:space="preserve">هَذِهِ مَكْتَبَةٌ. · مَنْ هَذَا؟ · دَرْسُ الرِّيَاضِيَّاتِ يَوْمَ الْاِثْنَيْنِ.</w:t>
+              <w:t xml:space="preserve">هَذِهِ مَكْتَبَةٌ. · مَنْ هَذَا؟ · دَرْسُ الرِّيَاضِيَّاتِ يَوْمَ الاِثْنَيْنِ.</w:t>
             </w:r>
           </w:p>
           <w:p>
@@ -7214,7 +7214,7 @@
                 <w:szCs w:val="27"/>
                 <w:rtl/>
               </w:rPr>
-              <w:t xml:space="preserve">اَلْكِتَابُ عَلَى الْمَكْتَبِ. · اَلْمُدَرِّسُ أَمَامَ الصَّفِّ. · أَيُّ يَوْمٍ الْيَوْمُ؟</w:t>
+              <w:t xml:space="preserve">اَلكِتَابُ عَلَى المَكْتَبِ. · اَلمُدَرِّسُ أَمَامَ الصَّفِّ. · أَيُّ يَوْمٍ اليَوْمُ؟</w:t>
             </w:r>
           </w:p>
         </w:tc>
@@ -7702,7 +7702,7 @@
                 <w:szCs w:val="27"/>
                 <w:rtl/>
               </w:rPr>
-              <w:t xml:space="preserve">فِي الْمَدْرَسَةِ مَكْتَبَةٌ كَبِيرَةٌ. · أَيُّ يَوْمٍ الْيَوْمُ؟</w:t>
+              <w:t xml:space="preserve">فِي المَدْرَسَةِ مَكْتَبَةٌ كَبِيرَةٌ. · أَيُّ يَوْمٍ اليَوْمُ؟</w:t>
             </w:r>
           </w:p>
           <w:p>
@@ -7720,7 +7720,7 @@
                 <w:szCs w:val="27"/>
                 <w:rtl/>
               </w:rPr>
-              <w:t xml:space="preserve">اَلْمُدَرِّسُ أَمَامَ الصَّفِّ. · هَذَا مُدِيرُ الْمَدْرَسَةِ.</w:t>
+              <w:t xml:space="preserve">اَلمُدَرِّسُ أَمَامَ الصَّفِّ. · هَذَا مُدِيرُ المَدْرَسَةِ.</w:t>
             </w:r>
           </w:p>
           <w:p>
@@ -7738,7 +7738,7 @@
                 <w:szCs w:val="27"/>
                 <w:rtl/>
               </w:rPr>
-              <w:t xml:space="preserve">دَرْسُ اللُّغَةِ الْعَرَبِيَّةِ يَوْمَ الْاِثْنَيْنِ.</w:t>
+              <w:t xml:space="preserve">دَرْسُ اللُّغَةِ العَرَبِيَّةِ يَوْمَ الاِثْنَيْنِ.</w:t>
             </w:r>
           </w:p>
         </w:tc>

--- a/dosyalar/9-sinif/arapca-9-1d2y-klasik.docx
+++ b/dosyalar/9-sinif/arapca-9-1d2y-klasik.docx
@@ -650,7 +650,7 @@
             </w:pPr>
             <w:r>
               <w:rPr>
-                <w:rFonts w:ascii="Markazi Text" w:cs="Markazi Text" w:eastAsia="Markazi Text" w:hAnsi="Markazi Text"/>
+                <w:rFonts w:ascii="Arakom" w:cs="Arakom" w:eastAsia="Arakom" w:hAnsi="Arakom"/>
                 <w:b w:val="false"/>
                 <w:bCs w:val="false"/>
                 <w:color w:val="111111"/>
@@ -746,7 +746,7 @@
             </w:pPr>
             <w:r>
               <w:rPr>
-                <w:rFonts w:ascii="Markazi Text" w:cs="Markazi Text" w:eastAsia="Markazi Text" w:hAnsi="Markazi Text"/>
+                <w:rFonts w:ascii="Arakom" w:cs="Arakom" w:eastAsia="Arakom" w:hAnsi="Arakom"/>
                 <w:b w:val="false"/>
                 <w:bCs w:val="false"/>
                 <w:color w:val="111111"/>
@@ -842,7 +842,7 @@
             </w:pPr>
             <w:r>
               <w:rPr>
-                <w:rFonts w:ascii="Markazi Text" w:cs="Markazi Text" w:eastAsia="Markazi Text" w:hAnsi="Markazi Text"/>
+                <w:rFonts w:ascii="Arakom" w:cs="Arakom" w:eastAsia="Arakom" w:hAnsi="Arakom"/>
                 <w:b w:val="false"/>
                 <w:bCs w:val="false"/>
                 <w:color w:val="111111"/>
@@ -938,7 +938,7 @@
             </w:pPr>
             <w:r>
               <w:rPr>
-                <w:rFonts w:ascii="Markazi Text" w:cs="Markazi Text" w:eastAsia="Markazi Text" w:hAnsi="Markazi Text"/>
+                <w:rFonts w:ascii="Arakom" w:cs="Arakom" w:eastAsia="Arakom" w:hAnsi="Arakom"/>
                 <w:b w:val="false"/>
                 <w:bCs w:val="false"/>
                 <w:color w:val="111111"/>
@@ -1034,7 +1034,7 @@
             </w:pPr>
             <w:r>
               <w:rPr>
-                <w:rFonts w:ascii="Markazi Text" w:cs="Markazi Text" w:eastAsia="Markazi Text" w:hAnsi="Markazi Text"/>
+                <w:rFonts w:ascii="Arakom" w:cs="Arakom" w:eastAsia="Arakom" w:hAnsi="Arakom"/>
                 <w:b w:val="false"/>
                 <w:bCs w:val="false"/>
                 <w:color w:val="111111"/>
@@ -1130,7 +1130,7 @@
             </w:pPr>
             <w:r>
               <w:rPr>
-                <w:rFonts w:ascii="Markazi Text" w:cs="Markazi Text" w:eastAsia="Markazi Text" w:hAnsi="Markazi Text"/>
+                <w:rFonts w:ascii="Arakom" w:cs="Arakom" w:eastAsia="Arakom" w:hAnsi="Arakom"/>
                 <w:b w:val="false"/>
                 <w:bCs w:val="false"/>
                 <w:color w:val="111111"/>
@@ -1459,7 +1459,7 @@
             </w:pPr>
             <w:r>
               <w:rPr>
-                <w:rFonts w:ascii="Markazi Text" w:cs="Markazi Text" w:eastAsia="Markazi Text" w:hAnsi="Markazi Text"/>
+                <w:rFonts w:ascii="Arakom" w:cs="Arakom" w:eastAsia="Arakom" w:hAnsi="Arakom"/>
                 <w:b w:val="false"/>
                 <w:bCs w:val="false"/>
                 <w:color w:val="111111"/>
@@ -1555,7 +1555,7 @@
             </w:pPr>
             <w:r>
               <w:rPr>
-                <w:rFonts w:ascii="Markazi Text" w:cs="Markazi Text" w:eastAsia="Markazi Text" w:hAnsi="Markazi Text"/>
+                <w:rFonts w:ascii="Arakom" w:cs="Arakom" w:eastAsia="Arakom" w:hAnsi="Arakom"/>
                 <w:b w:val="false"/>
                 <w:bCs w:val="false"/>
                 <w:color w:val="111111"/>
@@ -1651,7 +1651,7 @@
             </w:pPr>
             <w:r>
               <w:rPr>
-                <w:rFonts w:ascii="Markazi Text" w:cs="Markazi Text" w:eastAsia="Markazi Text" w:hAnsi="Markazi Text"/>
+                <w:rFonts w:ascii="Arakom" w:cs="Arakom" w:eastAsia="Arakom" w:hAnsi="Arakom"/>
                 <w:b w:val="false"/>
                 <w:bCs w:val="false"/>
                 <w:color w:val="111111"/>
@@ -1747,7 +1747,7 @@
             </w:pPr>
             <w:r>
               <w:rPr>
-                <w:rFonts w:ascii="Markazi Text" w:cs="Markazi Text" w:eastAsia="Markazi Text" w:hAnsi="Markazi Text"/>
+                <w:rFonts w:ascii="Arakom" w:cs="Arakom" w:eastAsia="Arakom" w:hAnsi="Arakom"/>
                 <w:b w:val="false"/>
                 <w:bCs w:val="false"/>
                 <w:color w:val="111111"/>
@@ -1843,7 +1843,7 @@
             </w:pPr>
             <w:r>
               <w:rPr>
-                <w:rFonts w:ascii="Markazi Text" w:cs="Markazi Text" w:eastAsia="Markazi Text" w:hAnsi="Markazi Text"/>
+                <w:rFonts w:ascii="Arakom" w:cs="Arakom" w:eastAsia="Arakom" w:hAnsi="Arakom"/>
                 <w:b w:val="false"/>
                 <w:bCs w:val="false"/>
                 <w:color w:val="111111"/>
@@ -1939,7 +1939,7 @@
             </w:pPr>
             <w:r>
               <w:rPr>
-                <w:rFonts w:ascii="Markazi Text" w:cs="Markazi Text" w:eastAsia="Markazi Text" w:hAnsi="Markazi Text"/>
+                <w:rFonts w:ascii="Arakom" w:cs="Arakom" w:eastAsia="Arakom" w:hAnsi="Arakom"/>
                 <w:b w:val="false"/>
                 <w:bCs w:val="false"/>
                 <w:color w:val="111111"/>
@@ -2115,7 +2115,7 @@
             </w:pPr>
             <w:r>
               <w:rPr>
-                <w:rFonts w:ascii="Markazi Text" w:cs="Markazi Text" w:eastAsia="Markazi Text" w:hAnsi="Markazi Text"/>
+                <w:rFonts w:ascii="Arakom" w:cs="Arakom" w:eastAsia="Arakom" w:hAnsi="Arakom"/>
                 <w:b w:val="false"/>
                 <w:bCs w:val="false"/>
                 <w:color w:val="111111"/>
@@ -2285,7 +2285,7 @@
             </w:pPr>
             <w:r>
               <w:rPr>
-                <w:rFonts w:ascii="Markazi Text" w:cs="Markazi Text" w:eastAsia="Markazi Text" w:hAnsi="Markazi Text"/>
+                <w:rFonts w:ascii="Arakom" w:cs="Arakom" w:eastAsia="Arakom" w:hAnsi="Arakom"/>
                 <w:b w:val="false"/>
                 <w:bCs w:val="false"/>
                 <w:color w:val="111111"/>
@@ -2455,7 +2455,7 @@
             </w:pPr>
             <w:r>
               <w:rPr>
-                <w:rFonts w:ascii="Markazi Text" w:cs="Markazi Text" w:eastAsia="Markazi Text" w:hAnsi="Markazi Text"/>
+                <w:rFonts w:ascii="Arakom" w:cs="Arakom" w:eastAsia="Arakom" w:hAnsi="Arakom"/>
                 <w:b w:val="false"/>
                 <w:bCs w:val="false"/>
                 <w:color w:val="111111"/>
@@ -2625,7 +2625,7 @@
             </w:pPr>
             <w:r>
               <w:rPr>
-                <w:rFonts w:ascii="Markazi Text" w:cs="Markazi Text" w:eastAsia="Markazi Text" w:hAnsi="Markazi Text"/>
+                <w:rFonts w:ascii="Arakom" w:cs="Arakom" w:eastAsia="Arakom" w:hAnsi="Arakom"/>
                 <w:b w:val="false"/>
                 <w:bCs w:val="false"/>
                 <w:color w:val="111111"/>
@@ -2795,7 +2795,7 @@
             </w:pPr>
             <w:r>
               <w:rPr>
-                <w:rFonts w:ascii="Markazi Text" w:cs="Markazi Text" w:eastAsia="Markazi Text" w:hAnsi="Markazi Text"/>
+                <w:rFonts w:ascii="Arakom" w:cs="Arakom" w:eastAsia="Arakom" w:hAnsi="Arakom"/>
                 <w:b w:val="false"/>
                 <w:bCs w:val="false"/>
                 <w:color w:val="111111"/>
@@ -2965,7 +2965,7 @@
             </w:pPr>
             <w:r>
               <w:rPr>
-                <w:rFonts w:ascii="Markazi Text" w:cs="Markazi Text" w:eastAsia="Markazi Text" w:hAnsi="Markazi Text"/>
+                <w:rFonts w:ascii="Arakom" w:cs="Arakom" w:eastAsia="Arakom" w:hAnsi="Arakom"/>
                 <w:b w:val="false"/>
                 <w:bCs w:val="false"/>
                 <w:color w:val="111111"/>
@@ -3215,7 +3215,7 @@
             </w:pPr>
             <w:r>
               <w:rPr>
-                <w:rFonts w:ascii="Markazi Text" w:cs="Markazi Text" w:eastAsia="Markazi Text" w:hAnsi="Markazi Text"/>
+                <w:rFonts w:ascii="Arakom" w:cs="Arakom" w:eastAsia="Arakom" w:hAnsi="Arakom"/>
                 <w:b w:val="false"/>
                 <w:bCs w:val="false"/>
                 <w:color w:val="111111"/>
@@ -3322,7 +3322,7 @@
             </w:pPr>
             <w:r>
               <w:rPr>
-                <w:rFonts w:ascii="Markazi Text" w:cs="Markazi Text" w:eastAsia="Markazi Text" w:hAnsi="Markazi Text"/>
+                <w:rFonts w:ascii="Arakom" w:cs="Arakom" w:eastAsia="Arakom" w:hAnsi="Arakom"/>
                 <w:b w:val="false"/>
                 <w:bCs w:val="false"/>
                 <w:color w:val="111111"/>
@@ -3394,7 +3394,7 @@
             </w:pPr>
             <w:r>
               <w:rPr>
-                <w:rFonts w:ascii="Markazi Text" w:cs="Markazi Text" w:eastAsia="Markazi Text" w:hAnsi="Markazi Text"/>
+                <w:rFonts w:ascii="Arakom" w:cs="Arakom" w:eastAsia="Arakom" w:hAnsi="Arakom"/>
                 <w:b w:val="false"/>
                 <w:bCs w:val="false"/>
                 <w:color w:val="111111"/>
@@ -3466,7 +3466,7 @@
             </w:pPr>
             <w:r>
               <w:rPr>
-                <w:rFonts w:ascii="Markazi Text" w:cs="Markazi Text" w:eastAsia="Markazi Text" w:hAnsi="Markazi Text"/>
+                <w:rFonts w:ascii="Arakom" w:cs="Arakom" w:eastAsia="Arakom" w:hAnsi="Arakom"/>
                 <w:b w:val="false"/>
                 <w:bCs w:val="false"/>
                 <w:color w:val="111111"/>
@@ -3538,7 +3538,7 @@
             </w:pPr>
             <w:r>
               <w:rPr>
-                <w:rFonts w:ascii="Markazi Text" w:cs="Markazi Text" w:eastAsia="Markazi Text" w:hAnsi="Markazi Text"/>
+                <w:rFonts w:ascii="Arakom" w:cs="Arakom" w:eastAsia="Arakom" w:hAnsi="Arakom"/>
                 <w:b w:val="false"/>
                 <w:bCs w:val="false"/>
                 <w:color w:val="111111"/>
@@ -3610,7 +3610,7 @@
             </w:pPr>
             <w:r>
               <w:rPr>
-                <w:rFonts w:ascii="Markazi Text" w:cs="Markazi Text" w:eastAsia="Markazi Text" w:hAnsi="Markazi Text"/>
+                <w:rFonts w:ascii="Arakom" w:cs="Arakom" w:eastAsia="Arakom" w:hAnsi="Arakom"/>
                 <w:b w:val="false"/>
                 <w:bCs w:val="false"/>
                 <w:color w:val="111111"/>
@@ -3682,7 +3682,7 @@
             </w:pPr>
             <w:r>
               <w:rPr>
-                <w:rFonts w:ascii="Markazi Text" w:cs="Markazi Text" w:eastAsia="Markazi Text" w:hAnsi="Markazi Text"/>
+                <w:rFonts w:ascii="Arakom" w:cs="Arakom" w:eastAsia="Arakom" w:hAnsi="Arakom"/>
                 <w:b w:val="false"/>
                 <w:bCs w:val="false"/>
                 <w:color w:val="111111"/>
@@ -3754,7 +3754,7 @@
             </w:pPr>
             <w:r>
               <w:rPr>
-                <w:rFonts w:ascii="Markazi Text" w:cs="Markazi Text" w:eastAsia="Markazi Text" w:hAnsi="Markazi Text"/>
+                <w:rFonts w:ascii="Arakom" w:cs="Arakom" w:eastAsia="Arakom" w:hAnsi="Arakom"/>
                 <w:b w:val="false"/>
                 <w:bCs w:val="false"/>
                 <w:color w:val="111111"/>
@@ -3930,7 +3930,7 @@
             </w:r>
             <w:r>
               <w:rPr>
-                <w:rFonts w:ascii="Markazi Text" w:cs="Markazi Text" w:eastAsia="Markazi Text" w:hAnsi="Markazi Text"/>
+                <w:rFonts w:ascii="Arakom" w:cs="Arakom" w:eastAsia="Arakom" w:hAnsi="Arakom"/>
                 <w:b w:val="false"/>
                 <w:bCs w:val="false"/>
                 <w:color w:val="111111"/>
@@ -3980,7 +3980,7 @@
             </w:r>
             <w:r>
               <w:rPr>
-                <w:rFonts w:ascii="Markazi Text" w:cs="Markazi Text" w:eastAsia="Markazi Text" w:hAnsi="Markazi Text"/>
+                <w:rFonts w:ascii="Arakom" w:cs="Arakom" w:eastAsia="Arakom" w:hAnsi="Arakom"/>
                 <w:b w:val="false"/>
                 <w:bCs w:val="false"/>
                 <w:color w:val="111111"/>
@@ -4035,7 +4035,7 @@
             </w:r>
             <w:r>
               <w:rPr>
-                <w:rFonts w:ascii="Markazi Text" w:cs="Markazi Text" w:eastAsia="Markazi Text" w:hAnsi="Markazi Text"/>
+                <w:rFonts w:ascii="Arakom" w:cs="Arakom" w:eastAsia="Arakom" w:hAnsi="Arakom"/>
                 <w:b w:val="false"/>
                 <w:bCs w:val="false"/>
                 <w:color w:val="111111"/>
@@ -4085,7 +4085,7 @@
             </w:r>
             <w:r>
               <w:rPr>
-                <w:rFonts w:ascii="Markazi Text" w:cs="Markazi Text" w:eastAsia="Markazi Text" w:hAnsi="Markazi Text"/>
+                <w:rFonts w:ascii="Arakom" w:cs="Arakom" w:eastAsia="Arakom" w:hAnsi="Arakom"/>
                 <w:b w:val="false"/>
                 <w:bCs w:val="false"/>
                 <w:color w:val="111111"/>
@@ -4420,7 +4420,7 @@
             </w:r>
             <w:r>
               <w:rPr>
-                <w:rFonts w:ascii="Markazi Text" w:cs="Markazi Text" w:eastAsia="Markazi Text" w:hAnsi="Markazi Text"/>
+                <w:rFonts w:ascii="Arakom" w:cs="Arakom" w:eastAsia="Arakom" w:hAnsi="Arakom"/>
                 <w:b w:val="false"/>
                 <w:bCs w:val="false"/>
                 <w:color w:val="111111"/>
@@ -4470,7 +4470,7 @@
             </w:r>
             <w:r>
               <w:rPr>
-                <w:rFonts w:ascii="Markazi Text" w:cs="Markazi Text" w:eastAsia="Markazi Text" w:hAnsi="Markazi Text"/>
+                <w:rFonts w:ascii="Arakom" w:cs="Arakom" w:eastAsia="Arakom" w:hAnsi="Arakom"/>
                 <w:b w:val="false"/>
                 <w:bCs w:val="false"/>
                 <w:color w:val="111111"/>
@@ -4525,7 +4525,7 @@
             </w:r>
             <w:r>
               <w:rPr>
-                <w:rFonts w:ascii="Markazi Text" w:cs="Markazi Text" w:eastAsia="Markazi Text" w:hAnsi="Markazi Text"/>
+                <w:rFonts w:ascii="Arakom" w:cs="Arakom" w:eastAsia="Arakom" w:hAnsi="Arakom"/>
                 <w:b w:val="false"/>
                 <w:bCs w:val="false"/>
                 <w:color w:val="111111"/>
@@ -4575,7 +4575,7 @@
             </w:r>
             <w:r>
               <w:rPr>
-                <w:rFonts w:ascii="Markazi Text" w:cs="Markazi Text" w:eastAsia="Markazi Text" w:hAnsi="Markazi Text"/>
+                <w:rFonts w:ascii="Arakom" w:cs="Arakom" w:eastAsia="Arakom" w:hAnsi="Arakom"/>
                 <w:b w:val="false"/>
                 <w:bCs w:val="false"/>
                 <w:color w:val="111111"/>
@@ -4667,7 +4667,7 @@
             </w:r>
             <w:r>
               <w:rPr>
-                <w:rFonts w:ascii="Markazi Text" w:cs="Markazi Text" w:eastAsia="Markazi Text" w:hAnsi="Markazi Text"/>
+                <w:rFonts w:ascii="Arakom" w:cs="Arakom" w:eastAsia="Arakom" w:hAnsi="Arakom"/>
                 <w:b w:val="false"/>
                 <w:bCs w:val="false"/>
                 <w:color w:val="111111"/>
@@ -4717,7 +4717,7 @@
             </w:r>
             <w:r>
               <w:rPr>
-                <w:rFonts w:ascii="Markazi Text" w:cs="Markazi Text" w:eastAsia="Markazi Text" w:hAnsi="Markazi Text"/>
+                <w:rFonts w:ascii="Arakom" w:cs="Arakom" w:eastAsia="Arakom" w:hAnsi="Arakom"/>
                 <w:b w:val="false"/>
                 <w:bCs w:val="false"/>
                 <w:color w:val="111111"/>
@@ -4772,7 +4772,7 @@
             </w:r>
             <w:r>
               <w:rPr>
-                <w:rFonts w:ascii="Markazi Text" w:cs="Markazi Text" w:eastAsia="Markazi Text" w:hAnsi="Markazi Text"/>
+                <w:rFonts w:ascii="Arakom" w:cs="Arakom" w:eastAsia="Arakom" w:hAnsi="Arakom"/>
                 <w:b w:val="false"/>
                 <w:bCs w:val="false"/>
                 <w:color w:val="111111"/>
@@ -4822,7 +4822,7 @@
             </w:r>
             <w:r>
               <w:rPr>
-                <w:rFonts w:ascii="Markazi Text" w:cs="Markazi Text" w:eastAsia="Markazi Text" w:hAnsi="Markazi Text"/>
+                <w:rFonts w:ascii="Arakom" w:cs="Arakom" w:eastAsia="Arakom" w:hAnsi="Arakom"/>
                 <w:b w:val="false"/>
                 <w:bCs w:val="false"/>
                 <w:color w:val="111111"/>
@@ -5367,7 +5367,7 @@
             </w:pPr>
             <w:r>
               <w:rPr>
-                <w:rFonts w:ascii="Markazi Text" w:cs="Markazi Text" w:eastAsia="Markazi Text" w:hAnsi="Markazi Text"/>
+                <w:rFonts w:ascii="Arakom" w:cs="Arakom" w:eastAsia="Arakom" w:hAnsi="Arakom"/>
                 <w:b w:val="false"/>
                 <w:bCs w:val="false"/>
                 <w:color w:val="111111"/>
@@ -5493,7 +5493,7 @@
             </w:pPr>
             <w:r>
               <w:rPr>
-                <w:rFonts w:ascii="Markazi Text" w:cs="Markazi Text" w:eastAsia="Markazi Text" w:hAnsi="Markazi Text"/>
+                <w:rFonts w:ascii="Arakom" w:cs="Arakom" w:eastAsia="Arakom" w:hAnsi="Arakom"/>
                 <w:b w:val="false"/>
                 <w:bCs w:val="false"/>
                 <w:color w:val="111111"/>
@@ -5619,7 +5619,7 @@
             </w:pPr>
             <w:r>
               <w:rPr>
-                <w:rFonts w:ascii="Markazi Text" w:cs="Markazi Text" w:eastAsia="Markazi Text" w:hAnsi="Markazi Text"/>
+                <w:rFonts w:ascii="Arakom" w:cs="Arakom" w:eastAsia="Arakom" w:hAnsi="Arakom"/>
                 <w:b w:val="false"/>
                 <w:bCs w:val="false"/>
                 <w:color w:val="111111"/>
@@ -5745,7 +5745,7 @@
             </w:pPr>
             <w:r>
               <w:rPr>
-                <w:rFonts w:ascii="Markazi Text" w:cs="Markazi Text" w:eastAsia="Markazi Text" w:hAnsi="Markazi Text"/>
+                <w:rFonts w:ascii="Arakom" w:cs="Arakom" w:eastAsia="Arakom" w:hAnsi="Arakom"/>
                 <w:b w:val="false"/>
                 <w:bCs w:val="false"/>
                 <w:color w:val="111111"/>
@@ -5871,7 +5871,7 @@
             </w:pPr>
             <w:r>
               <w:rPr>
-                <w:rFonts w:ascii="Markazi Text" w:cs="Markazi Text" w:eastAsia="Markazi Text" w:hAnsi="Markazi Text"/>
+                <w:rFonts w:ascii="Arakom" w:cs="Arakom" w:eastAsia="Arakom" w:hAnsi="Arakom"/>
                 <w:b w:val="false"/>
                 <w:bCs w:val="false"/>
                 <w:color w:val="111111"/>
@@ -6104,7 +6104,7 @@
             </w:pPr>
             <w:r>
               <w:rPr>
-                <w:rFonts w:ascii="Markazi Text" w:cs="Markazi Text" w:eastAsia="Markazi Text" w:hAnsi="Markazi Text"/>
+                <w:rFonts w:ascii="Arakom" w:cs="Arakom" w:eastAsia="Arakom" w:hAnsi="Arakom"/>
                 <w:b w:val="false"/>
                 <w:bCs w:val="false"/>
                 <w:color w:val="111111"/>
@@ -6176,7 +6176,7 @@
             </w:pPr>
             <w:r>
               <w:rPr>
-                <w:rFonts w:ascii="Markazi Text" w:cs="Markazi Text" w:eastAsia="Markazi Text" w:hAnsi="Markazi Text"/>
+                <w:rFonts w:ascii="Arakom" w:cs="Arakom" w:eastAsia="Arakom" w:hAnsi="Arakom"/>
                 <w:b w:val="false"/>
                 <w:bCs w:val="false"/>
                 <w:color w:val="111111"/>
@@ -6248,7 +6248,7 @@
             </w:pPr>
             <w:r>
               <w:rPr>
-                <w:rFonts w:ascii="Markazi Text" w:cs="Markazi Text" w:eastAsia="Markazi Text" w:hAnsi="Markazi Text"/>
+                <w:rFonts w:ascii="Arakom" w:cs="Arakom" w:eastAsia="Arakom" w:hAnsi="Arakom"/>
                 <w:b w:val="false"/>
                 <w:bCs w:val="false"/>
                 <w:color w:val="111111"/>
@@ -6320,7 +6320,7 @@
             </w:pPr>
             <w:r>
               <w:rPr>
-                <w:rFonts w:ascii="Markazi Text" w:cs="Markazi Text" w:eastAsia="Markazi Text" w:hAnsi="Markazi Text"/>
+                <w:rFonts w:ascii="Arakom" w:cs="Arakom" w:eastAsia="Arakom" w:hAnsi="Arakom"/>
                 <w:b w:val="false"/>
                 <w:bCs w:val="false"/>
                 <w:color w:val="111111"/>
@@ -6392,7 +6392,7 @@
             </w:pPr>
             <w:r>
               <w:rPr>
-                <w:rFonts w:ascii="Markazi Text" w:cs="Markazi Text" w:eastAsia="Markazi Text" w:hAnsi="Markazi Text"/>
+                <w:rFonts w:ascii="Arakom" w:cs="Arakom" w:eastAsia="Arakom" w:hAnsi="Arakom"/>
                 <w:b w:val="false"/>
                 <w:bCs w:val="false"/>
                 <w:color w:val="111111"/>
@@ -6544,7 +6544,7 @@
             </w:pPr>
             <w:r>
               <w:rPr>
-                <w:rFonts w:ascii="Markazi Text" w:cs="Markazi Text" w:eastAsia="Markazi Text" w:hAnsi="Markazi Text"/>
+                <w:rFonts w:ascii="Arakom" w:cs="Arakom" w:eastAsia="Arakom" w:hAnsi="Arakom"/>
                 <w:b w:val="false"/>
                 <w:bCs w:val="false"/>
                 <w:color w:val="111111"/>
@@ -7188,7 +7188,7 @@
             </w:pPr>
             <w:r>
               <w:rPr>
-                <w:rFonts w:ascii="Markazi Text" w:cs="Markazi Text" w:eastAsia="Markazi Text" w:hAnsi="Markazi Text"/>
+                <w:rFonts w:ascii="Arakom" w:cs="Arakom" w:eastAsia="Arakom" w:hAnsi="Arakom"/>
                 <w:b w:val="false"/>
                 <w:bCs w:val="false"/>
                 <w:color w:val="111111"/>
@@ -7206,7 +7206,7 @@
             </w:pPr>
             <w:r>
               <w:rPr>
-                <w:rFonts w:ascii="Markazi Text" w:cs="Markazi Text" w:eastAsia="Markazi Text" w:hAnsi="Markazi Text"/>
+                <w:rFonts w:ascii="Arakom" w:cs="Arakom" w:eastAsia="Arakom" w:hAnsi="Arakom"/>
                 <w:b w:val="false"/>
                 <w:bCs w:val="false"/>
                 <w:color w:val="111111"/>
@@ -7394,7 +7394,7 @@
             </w:pPr>
             <w:r>
               <w:rPr>
-                <w:rFonts w:ascii="Markazi Text" w:cs="Markazi Text" w:eastAsia="Markazi Text" w:hAnsi="Markazi Text"/>
+                <w:rFonts w:ascii="Arakom" w:cs="Arakom" w:eastAsia="Arakom" w:hAnsi="Arakom"/>
                 <w:b w:val="false"/>
                 <w:bCs w:val="false"/>
                 <w:color w:val="111111"/>
@@ -7412,7 +7412,7 @@
             </w:pPr>
             <w:r>
               <w:rPr>
-                <w:rFonts w:ascii="Markazi Text" w:cs="Markazi Text" w:eastAsia="Markazi Text" w:hAnsi="Markazi Text"/>
+                <w:rFonts w:ascii="Arakom" w:cs="Arakom" w:eastAsia="Arakom" w:hAnsi="Arakom"/>
                 <w:b w:val="false"/>
                 <w:bCs w:val="false"/>
                 <w:color w:val="111111"/>
@@ -7694,7 +7694,7 @@
             </w:pPr>
             <w:r>
               <w:rPr>
-                <w:rFonts w:ascii="Markazi Text" w:cs="Markazi Text" w:eastAsia="Markazi Text" w:hAnsi="Markazi Text"/>
+                <w:rFonts w:ascii="Arakom" w:cs="Arakom" w:eastAsia="Arakom" w:hAnsi="Arakom"/>
                 <w:b w:val="false"/>
                 <w:bCs w:val="false"/>
                 <w:color w:val="111111"/>
@@ -7712,7 +7712,7 @@
             </w:pPr>
             <w:r>
               <w:rPr>
-                <w:rFonts w:ascii="Markazi Text" w:cs="Markazi Text" w:eastAsia="Markazi Text" w:hAnsi="Markazi Text"/>
+                <w:rFonts w:ascii="Arakom" w:cs="Arakom" w:eastAsia="Arakom" w:hAnsi="Arakom"/>
                 <w:b w:val="false"/>
                 <w:bCs w:val="false"/>
                 <w:color w:val="111111"/>
@@ -7730,7 +7730,7 @@
             </w:pPr>
             <w:r>
               <w:rPr>
-                <w:rFonts w:ascii="Markazi Text" w:cs="Markazi Text" w:eastAsia="Markazi Text" w:hAnsi="Markazi Text"/>
+                <w:rFonts w:ascii="Arakom" w:cs="Arakom" w:eastAsia="Arakom" w:hAnsi="Arakom"/>
                 <w:b w:val="false"/>
                 <w:bCs w:val="false"/>
                 <w:color w:val="111111"/>
